--- a/2. Python/Assignment 3/Assignement3 Sol.docx
+++ b/2. Python/Assignment 3/Assignement3 Sol.docx
@@ -43,38 +43,23 @@
     </w:p>
     <w:p>
       <w:r>
-        <w:t xml:space="preserve">for </w:t>
-      </w:r>
-      <w:proofErr w:type="spellStart"/>
-      <w:r>
-        <w:t>i</w:t>
-      </w:r>
-      <w:proofErr w:type="spellEnd"/>
-      <w:r>
-        <w:t xml:space="preserve"> in range(n):</w:t>
-      </w:r>
-    </w:p>
-    <w:p>
-      <w:r>
-        <w:t xml:space="preserve">        </w:t>
-      </w:r>
-      <w:proofErr w:type="gramStart"/>
-      <w:r>
-        <w:t>print(</w:t>
-      </w:r>
-      <w:proofErr w:type="gramEnd"/>
-      <w:r>
-        <w:t>"*")</w:t>
-      </w:r>
-    </w:p>
-    <w:p>
-      <w:pPr>
-        <w:rPr>
-          <w:lang w:val="en-US"/>
-        </w:rPr>
-      </w:pPr>
-      <w:r>
-        <w:rPr>
+        <w:t>for i in range(n):</w:t>
+      </w:r>
+    </w:p>
+    <w:p>
+      <w:r>
+        <w:t>        print("*")</w:t>
+      </w:r>
+    </w:p>
+    <w:p>
+      <w:pPr>
+        <w:rPr>
+          <w:lang w:val="en-US"/>
+        </w:rPr>
+      </w:pPr>
+      <w:r>
+        <w:rPr>
+          <w:noProof/>
           <w:lang w:val="en-US"/>
         </w:rPr>
         <w:drawing>
@@ -138,38 +123,23 @@
     </w:p>
     <w:p>
       <w:r>
-        <w:t xml:space="preserve">for </w:t>
-      </w:r>
-      <w:proofErr w:type="spellStart"/>
-      <w:r>
-        <w:t>i</w:t>
-      </w:r>
-      <w:proofErr w:type="spellEnd"/>
-      <w:r>
-        <w:t xml:space="preserve"> in range(n):</w:t>
-      </w:r>
-    </w:p>
-    <w:p>
-      <w:r>
-        <w:t xml:space="preserve">    </w:t>
-      </w:r>
-      <w:proofErr w:type="gramStart"/>
-      <w:r>
-        <w:t>print(</w:t>
-      </w:r>
-      <w:proofErr w:type="gramEnd"/>
-      <w:r>
-        <w:t>"*", end="")</w:t>
-      </w:r>
-    </w:p>
-    <w:p>
-      <w:pPr>
-        <w:rPr>
-          <w:lang w:val="en-US"/>
-        </w:rPr>
-      </w:pPr>
-      <w:r>
-        <w:rPr>
+        <w:t>for i in range(n):</w:t>
+      </w:r>
+    </w:p>
+    <w:p>
+      <w:r>
+        <w:t>    print("*", end="")</w:t>
+      </w:r>
+    </w:p>
+    <w:p>
+      <w:pPr>
+        <w:rPr>
+          <w:lang w:val="en-US"/>
+        </w:rPr>
+      </w:pPr>
+      <w:r>
+        <w:rPr>
+          <w:noProof/>
           <w:lang w:val="en-US"/>
         </w:rPr>
         <w:drawing>
@@ -234,69 +204,33 @@
     <w:p/>
     <w:p>
       <w:r>
-        <w:t xml:space="preserve">for </w:t>
-      </w:r>
-      <w:proofErr w:type="spellStart"/>
-      <w:r>
-        <w:t>i</w:t>
-      </w:r>
-      <w:proofErr w:type="spellEnd"/>
-      <w:r>
-        <w:t xml:space="preserve"> in range(n):</w:t>
-      </w:r>
-    </w:p>
-    <w:p>
-      <w:r>
-        <w:t xml:space="preserve">    for j in </w:t>
-      </w:r>
-      <w:proofErr w:type="gramStart"/>
-      <w:r>
-        <w:t>range(</w:t>
-      </w:r>
-      <w:proofErr w:type="spellStart"/>
-      <w:proofErr w:type="gramEnd"/>
-      <w:r>
-        <w:t>i</w:t>
-      </w:r>
-      <w:proofErr w:type="spellEnd"/>
-      <w:r>
-        <w:t xml:space="preserve"> + 1):</w:t>
-      </w:r>
-    </w:p>
-    <w:p>
-      <w:r>
-        <w:t xml:space="preserve">        </w:t>
-      </w:r>
-      <w:proofErr w:type="gramStart"/>
-      <w:r>
-        <w:t>print(</w:t>
-      </w:r>
-      <w:proofErr w:type="gramEnd"/>
-      <w:r>
-        <w:t>"*", end="")</w:t>
-      </w:r>
-    </w:p>
-    <w:p>
-      <w:r>
-        <w:t xml:space="preserve">    </w:t>
-      </w:r>
-      <w:proofErr w:type="gramStart"/>
-      <w:r>
-        <w:t>print(</w:t>
-      </w:r>
-      <w:proofErr w:type="gramEnd"/>
-      <w:r>
-        <w:t>)</w:t>
-      </w:r>
-    </w:p>
-    <w:p>
-      <w:pPr>
-        <w:rPr>
-          <w:lang w:val="en-US"/>
-        </w:rPr>
-      </w:pPr>
-      <w:r>
-        <w:rPr>
+        <w:t>for i in range(n):</w:t>
+      </w:r>
+    </w:p>
+    <w:p>
+      <w:r>
+        <w:t>    for j in range(i + 1):</w:t>
+      </w:r>
+    </w:p>
+    <w:p>
+      <w:r>
+        <w:t>        print("*", end="")</w:t>
+      </w:r>
+    </w:p>
+    <w:p>
+      <w:r>
+        <w:t>    print()</w:t>
+      </w:r>
+    </w:p>
+    <w:p>
+      <w:pPr>
+        <w:rPr>
+          <w:lang w:val="en-US"/>
+        </w:rPr>
+      </w:pPr>
+      <w:r>
+        <w:rPr>
+          <w:noProof/>
           <w:lang w:val="en-US"/>
         </w:rPr>
         <w:drawing>
@@ -360,69 +294,33 @@
     </w:p>
     <w:p>
       <w:r>
-        <w:t xml:space="preserve">for </w:t>
-      </w:r>
-      <w:proofErr w:type="spellStart"/>
-      <w:r>
-        <w:t>i</w:t>
-      </w:r>
-      <w:proofErr w:type="spellEnd"/>
-      <w:r>
-        <w:t xml:space="preserve"> in range (n +1):</w:t>
-      </w:r>
-    </w:p>
-    <w:p>
-      <w:r>
-        <w:t xml:space="preserve">    for j in </w:t>
-      </w:r>
-      <w:proofErr w:type="gramStart"/>
-      <w:r>
-        <w:t>range(</w:t>
-      </w:r>
-      <w:proofErr w:type="spellStart"/>
-      <w:proofErr w:type="gramEnd"/>
-      <w:r>
-        <w:t>i</w:t>
-      </w:r>
-      <w:proofErr w:type="spellEnd"/>
-      <w:r>
-        <w:t>, n):</w:t>
-      </w:r>
-    </w:p>
-    <w:p>
-      <w:r>
-        <w:t xml:space="preserve">        </w:t>
-      </w:r>
-      <w:proofErr w:type="gramStart"/>
-      <w:r>
-        <w:t>print(</w:t>
-      </w:r>
-      <w:proofErr w:type="gramEnd"/>
-      <w:r>
-        <w:t>"*", end="")</w:t>
-      </w:r>
-    </w:p>
-    <w:p>
-      <w:r>
-        <w:t xml:space="preserve">    </w:t>
-      </w:r>
-      <w:proofErr w:type="gramStart"/>
-      <w:r>
-        <w:t>print(</w:t>
-      </w:r>
-      <w:proofErr w:type="gramEnd"/>
-      <w:r>
-        <w:t>)</w:t>
-      </w:r>
-    </w:p>
-    <w:p>
-      <w:pPr>
-        <w:rPr>
-          <w:lang w:val="en-US"/>
-        </w:rPr>
-      </w:pPr>
-      <w:r>
-        <w:rPr>
+        <w:t>for i in range (n +1):</w:t>
+      </w:r>
+    </w:p>
+    <w:p>
+      <w:r>
+        <w:t>    for j in range(i, n):</w:t>
+      </w:r>
+    </w:p>
+    <w:p>
+      <w:r>
+        <w:t>        print("*", end="")</w:t>
+      </w:r>
+    </w:p>
+    <w:p>
+      <w:r>
+        <w:t>    print()</w:t>
+      </w:r>
+    </w:p>
+    <w:p>
+      <w:pPr>
+        <w:rPr>
+          <w:lang w:val="en-US"/>
+        </w:rPr>
+      </w:pPr>
+      <w:r>
+        <w:rPr>
+          <w:noProof/>
           <w:lang w:val="en-US"/>
         </w:rPr>
         <w:lastRenderedPageBreak/>
@@ -487,69 +385,33 @@
     </w:p>
     <w:p>
       <w:r>
-        <w:t xml:space="preserve">for </w:t>
-      </w:r>
-      <w:proofErr w:type="spellStart"/>
-      <w:r>
-        <w:t>i</w:t>
-      </w:r>
-      <w:proofErr w:type="spellEnd"/>
-      <w:r>
-        <w:t xml:space="preserve"> in range (n):</w:t>
-      </w:r>
-    </w:p>
-    <w:p>
-      <w:r>
-        <w:t xml:space="preserve">    for j in </w:t>
-      </w:r>
-      <w:proofErr w:type="gramStart"/>
-      <w:r>
-        <w:t>range(</w:t>
-      </w:r>
-      <w:proofErr w:type="spellStart"/>
-      <w:proofErr w:type="gramEnd"/>
-      <w:r>
-        <w:t>i</w:t>
-      </w:r>
-      <w:proofErr w:type="spellEnd"/>
-      <w:r>
-        <w:t xml:space="preserve"> + 1):</w:t>
-      </w:r>
-    </w:p>
-    <w:p>
-      <w:r>
-        <w:t xml:space="preserve">        </w:t>
-      </w:r>
-      <w:proofErr w:type="gramStart"/>
-      <w:r>
-        <w:t>print(</w:t>
-      </w:r>
-      <w:proofErr w:type="gramEnd"/>
-      <w:r>
-        <w:t>j + 1, end="")</w:t>
-      </w:r>
-    </w:p>
-    <w:p>
-      <w:r>
-        <w:t xml:space="preserve">    </w:t>
-      </w:r>
-      <w:proofErr w:type="gramStart"/>
-      <w:r>
-        <w:t>print(</w:t>
-      </w:r>
-      <w:proofErr w:type="gramEnd"/>
-      <w:r>
-        <w:t>)</w:t>
-      </w:r>
-    </w:p>
-    <w:p>
-      <w:pPr>
-        <w:rPr>
-          <w:lang w:val="en-US"/>
-        </w:rPr>
-      </w:pPr>
-      <w:r>
-        <w:rPr>
+        <w:t>for i in range (n):</w:t>
+      </w:r>
+    </w:p>
+    <w:p>
+      <w:r>
+        <w:t>    for j in range(i + 1):</w:t>
+      </w:r>
+    </w:p>
+    <w:p>
+      <w:r>
+        <w:t>        print(j + 1, end="")</w:t>
+      </w:r>
+    </w:p>
+    <w:p>
+      <w:r>
+        <w:t>    print()</w:t>
+      </w:r>
+    </w:p>
+    <w:p>
+      <w:pPr>
+        <w:rPr>
+          <w:lang w:val="en-US"/>
+        </w:rPr>
+      </w:pPr>
+      <w:r>
+        <w:rPr>
+          <w:noProof/>
           <w:lang w:val="en-US"/>
         </w:rPr>
         <w:drawing>
@@ -613,74 +475,33 @@
     </w:p>
     <w:p>
       <w:r>
-        <w:t xml:space="preserve">for </w:t>
-      </w:r>
-      <w:proofErr w:type="spellStart"/>
-      <w:r>
-        <w:t>i</w:t>
-      </w:r>
-      <w:proofErr w:type="spellEnd"/>
-      <w:r>
-        <w:t xml:space="preserve"> in range (n):</w:t>
-      </w:r>
-    </w:p>
-    <w:p>
-      <w:r>
-        <w:t xml:space="preserve">    for j in </w:t>
-      </w:r>
-      <w:proofErr w:type="gramStart"/>
-      <w:r>
-        <w:t>range(</w:t>
-      </w:r>
-      <w:proofErr w:type="spellStart"/>
-      <w:proofErr w:type="gramEnd"/>
-      <w:r>
-        <w:t>i</w:t>
-      </w:r>
-      <w:proofErr w:type="spellEnd"/>
-      <w:r>
-        <w:t xml:space="preserve"> + 1):</w:t>
-      </w:r>
-    </w:p>
-    <w:p>
-      <w:r>
-        <w:t xml:space="preserve">        </w:t>
-      </w:r>
-      <w:proofErr w:type="gramStart"/>
-      <w:r>
-        <w:t>print(</w:t>
-      </w:r>
-      <w:proofErr w:type="spellStart"/>
-      <w:proofErr w:type="gramEnd"/>
-      <w:r>
-        <w:t>i</w:t>
-      </w:r>
-      <w:proofErr w:type="spellEnd"/>
-      <w:r>
-        <w:t xml:space="preserve"> + 1, end="")</w:t>
-      </w:r>
-    </w:p>
-    <w:p>
-      <w:r>
-        <w:t xml:space="preserve">    </w:t>
-      </w:r>
-      <w:proofErr w:type="gramStart"/>
-      <w:r>
-        <w:t>print(</w:t>
-      </w:r>
-      <w:proofErr w:type="gramEnd"/>
-      <w:r>
-        <w:t>)</w:t>
-      </w:r>
-    </w:p>
-    <w:p>
-      <w:pPr>
-        <w:rPr>
-          <w:lang w:val="en-US"/>
-        </w:rPr>
-      </w:pPr>
-      <w:r>
-        <w:rPr>
+        <w:t>for i in range (n):</w:t>
+      </w:r>
+    </w:p>
+    <w:p>
+      <w:r>
+        <w:t>    for j in range(i + 1):</w:t>
+      </w:r>
+    </w:p>
+    <w:p>
+      <w:r>
+        <w:t>        print(i + 1, end="")</w:t>
+      </w:r>
+    </w:p>
+    <w:p>
+      <w:r>
+        <w:t>    print()</w:t>
+      </w:r>
+    </w:p>
+    <w:p>
+      <w:pPr>
+        <w:rPr>
+          <w:lang w:val="en-US"/>
+        </w:rPr>
+      </w:pPr>
+      <w:r>
+        <w:rPr>
+          <w:noProof/>
           <w:lang w:val="en-US"/>
         </w:rPr>
         <w:drawing>
@@ -738,11 +559,419 @@
       </w:r>
     </w:p>
     <w:p>
-      <w:pPr>
-        <w:rPr>
-          <w:lang w:val="en-US"/>
-        </w:rPr>
-      </w:pPr>
+      <w:r>
+        <w:t>n = 5</w:t>
+      </w:r>
+    </w:p>
+    <w:p>
+      <w:r>
+        <w:t>for i in range(1, n + 1):</w:t>
+      </w:r>
+    </w:p>
+    <w:p>
+      <w:r>
+        <w:t>    for j in range(1, i + 1):</w:t>
+      </w:r>
+    </w:p>
+    <w:p>
+      <w:r>
+        <w:t>        print(chr(64 + j), end="")</w:t>
+      </w:r>
+    </w:p>
+    <w:p>
+      <w:r>
+        <w:t>    print()</w:t>
+      </w:r>
+    </w:p>
+    <w:p>
+      <w:pPr>
+        <w:rPr>
+          <w:lang w:val="en-US"/>
+        </w:rPr>
+      </w:pPr>
+      <w:r>
+        <w:rPr>
+          <w:lang w:val="en-US"/>
+        </w:rPr>
+        <w:lastRenderedPageBreak/>
+        <w:drawing>
+          <wp:inline distT="0" distB="0" distL="0" distR="0" wp14:anchorId="0FAF9953" wp14:editId="5E99C298">
+            <wp:extent cx="5572903" cy="1324160"/>
+            <wp:effectExtent l="0" t="0" r="0" b="9525"/>
+            <wp:docPr id="7" name="Picture 7"/>
+            <wp:cNvGraphicFramePr>
+              <a:graphicFrameLocks xmlns:a="http://schemas.openxmlformats.org/drawingml/2006/main" noChangeAspect="1"/>
+            </wp:cNvGraphicFramePr>
+            <a:graphic xmlns:a="http://schemas.openxmlformats.org/drawingml/2006/main">
+              <a:graphicData uri="http://schemas.openxmlformats.org/drawingml/2006/picture">
+                <pic:pic xmlns:pic="http://schemas.openxmlformats.org/drawingml/2006/picture">
+                  <pic:nvPicPr>
+                    <pic:cNvPr id="1" name=""/>
+                    <pic:cNvPicPr/>
+                  </pic:nvPicPr>
+                  <pic:blipFill>
+                    <a:blip r:embed="rId10"/>
+                    <a:stretch>
+                      <a:fillRect/>
+                    </a:stretch>
+                  </pic:blipFill>
+                  <pic:spPr>
+                    <a:xfrm>
+                      <a:off x="0" y="0"/>
+                      <a:ext cx="5572903" cy="1324160"/>
+                    </a:xfrm>
+                    <a:prstGeom prst="rect">
+                      <a:avLst/>
+                    </a:prstGeom>
+                  </pic:spPr>
+                </pic:pic>
+              </a:graphicData>
+            </a:graphic>
+          </wp:inline>
+        </w:drawing>
+      </w:r>
+    </w:p>
+    <w:p>
+      <w:pPr>
+        <w:rPr>
+          <w:b/>
+          <w:bCs/>
+          <w:lang w:val="en-US"/>
+        </w:rPr>
+      </w:pPr>
+      <w:r>
+        <w:rPr>
+          <w:b/>
+          <w:bCs/>
+          <w:lang w:val="en-US"/>
+        </w:rPr>
+        <w:t>8. Reverse Number Triangle</w:t>
+      </w:r>
+    </w:p>
+    <w:p>
+      <w:r>
+        <w:t>n = 5</w:t>
+      </w:r>
+    </w:p>
+    <w:p>
+      <w:r>
+        <w:t>for i in range(n, 0, -1):</w:t>
+      </w:r>
+    </w:p>
+    <w:p>
+      <w:r>
+        <w:t>    for j in range(1, i + 1):</w:t>
+      </w:r>
+    </w:p>
+    <w:p>
+      <w:r>
+        <w:t>        print(j, end="")</w:t>
+      </w:r>
+    </w:p>
+    <w:p>
+      <w:r>
+        <w:t>    print()</w:t>
+      </w:r>
+    </w:p>
+    <w:p>
+      <w:pPr>
+        <w:rPr>
+          <w:lang w:val="en-US"/>
+        </w:rPr>
+      </w:pPr>
+      <w:r>
+        <w:rPr>
+          <w:lang w:val="en-US"/>
+        </w:rPr>
+        <w:drawing>
+          <wp:inline distT="0" distB="0" distL="0" distR="0" wp14:anchorId="68A1AB43" wp14:editId="1D3429B2">
+            <wp:extent cx="5925377" cy="1295581"/>
+            <wp:effectExtent l="0" t="0" r="0" b="0"/>
+            <wp:docPr id="8" name="Picture 8"/>
+            <wp:cNvGraphicFramePr>
+              <a:graphicFrameLocks xmlns:a="http://schemas.openxmlformats.org/drawingml/2006/main" noChangeAspect="1"/>
+            </wp:cNvGraphicFramePr>
+            <a:graphic xmlns:a="http://schemas.openxmlformats.org/drawingml/2006/main">
+              <a:graphicData uri="http://schemas.openxmlformats.org/drawingml/2006/picture">
+                <pic:pic xmlns:pic="http://schemas.openxmlformats.org/drawingml/2006/picture">
+                  <pic:nvPicPr>
+                    <pic:cNvPr id="1" name=""/>
+                    <pic:cNvPicPr/>
+                  </pic:nvPicPr>
+                  <pic:blipFill>
+                    <a:blip r:embed="rId11"/>
+                    <a:stretch>
+                      <a:fillRect/>
+                    </a:stretch>
+                  </pic:blipFill>
+                  <pic:spPr>
+                    <a:xfrm>
+                      <a:off x="0" y="0"/>
+                      <a:ext cx="5925377" cy="1295581"/>
+                    </a:xfrm>
+                    <a:prstGeom prst="rect">
+                      <a:avLst/>
+                    </a:prstGeom>
+                  </pic:spPr>
+                </pic:pic>
+              </a:graphicData>
+            </a:graphic>
+          </wp:inline>
+        </w:drawing>
+      </w:r>
+    </w:p>
+    <w:p>
+      <w:pPr>
+        <w:rPr>
+          <w:b/>
+          <w:bCs/>
+          <w:lang w:val="en-US"/>
+        </w:rPr>
+      </w:pPr>
+      <w:r>
+        <w:rPr>
+          <w:b/>
+          <w:bCs/>
+          <w:lang w:val="en-US"/>
+        </w:rPr>
+        <w:t>9. Continuous Numbers Pattern</w:t>
+      </w:r>
+    </w:p>
+    <w:p>
+      <w:r>
+        <w:t>n = 4</w:t>
+      </w:r>
+    </w:p>
+    <w:p>
+      <w:r>
+        <w:t>num = 1</w:t>
+      </w:r>
+    </w:p>
+    <w:p>
+      <w:r>
+        <w:t>for i in range(1, n + 1):</w:t>
+      </w:r>
+    </w:p>
+    <w:p>
+      <w:r>
+        <w:t>    for j in range(1, i + 1):</w:t>
+      </w:r>
+    </w:p>
+    <w:p>
+      <w:r>
+        <w:t>        print(num, end=" ")</w:t>
+      </w:r>
+    </w:p>
+    <w:p>
+      <w:r>
+        <w:t>        num += 1</w:t>
+      </w:r>
+    </w:p>
+    <w:p>
+      <w:r>
+        <w:t>    print()</w:t>
+      </w:r>
+    </w:p>
+    <w:p>
+      <w:pPr>
+        <w:rPr>
+          <w:lang w:val="en-US"/>
+        </w:rPr>
+      </w:pPr>
+      <w:r>
+        <w:rPr>
+          <w:lang w:val="en-US"/>
+        </w:rPr>
+        <w:drawing>
+          <wp:inline distT="0" distB="0" distL="0" distR="0" wp14:anchorId="38F892D0" wp14:editId="33251339">
+            <wp:extent cx="6306430" cy="1086002"/>
+            <wp:effectExtent l="0" t="0" r="0" b="0"/>
+            <wp:docPr id="9" name="Picture 9"/>
+            <wp:cNvGraphicFramePr>
+              <a:graphicFrameLocks xmlns:a="http://schemas.openxmlformats.org/drawingml/2006/main" noChangeAspect="1"/>
+            </wp:cNvGraphicFramePr>
+            <a:graphic xmlns:a="http://schemas.openxmlformats.org/drawingml/2006/main">
+              <a:graphicData uri="http://schemas.openxmlformats.org/drawingml/2006/picture">
+                <pic:pic xmlns:pic="http://schemas.openxmlformats.org/drawingml/2006/picture">
+                  <pic:nvPicPr>
+                    <pic:cNvPr id="1" name=""/>
+                    <pic:cNvPicPr/>
+                  </pic:nvPicPr>
+                  <pic:blipFill>
+                    <a:blip r:embed="rId12"/>
+                    <a:stretch>
+                      <a:fillRect/>
+                    </a:stretch>
+                  </pic:blipFill>
+                  <pic:spPr>
+                    <a:xfrm>
+                      <a:off x="0" y="0"/>
+                      <a:ext cx="6306430" cy="1086002"/>
+                    </a:xfrm>
+                    <a:prstGeom prst="rect">
+                      <a:avLst/>
+                    </a:prstGeom>
+                  </pic:spPr>
+                </pic:pic>
+              </a:graphicData>
+            </a:graphic>
+          </wp:inline>
+        </w:drawing>
+      </w:r>
+    </w:p>
+    <w:p>
+      <w:pPr>
+        <w:rPr>
+          <w:b/>
+          <w:bCs/>
+          <w:lang w:val="en-US"/>
+        </w:rPr>
+      </w:pPr>
+    </w:p>
+    <w:p>
+      <w:pPr>
+        <w:rPr>
+          <w:b/>
+          <w:bCs/>
+          <w:lang w:val="en-US"/>
+        </w:rPr>
+      </w:pPr>
+    </w:p>
+    <w:p>
+      <w:pPr>
+        <w:rPr>
+          <w:b/>
+          <w:bCs/>
+          <w:lang w:val="en-US"/>
+        </w:rPr>
+      </w:pPr>
+    </w:p>
+    <w:p>
+      <w:pPr>
+        <w:rPr>
+          <w:b/>
+          <w:bCs/>
+          <w:lang w:val="en-US"/>
+        </w:rPr>
+      </w:pPr>
+    </w:p>
+    <w:p>
+      <w:pPr>
+        <w:rPr>
+          <w:b/>
+          <w:bCs/>
+          <w:lang w:val="en-US"/>
+        </w:rPr>
+      </w:pPr>
+    </w:p>
+    <w:p>
+      <w:pPr>
+        <w:rPr>
+          <w:b/>
+          <w:bCs/>
+          <w:lang w:val="en-US"/>
+        </w:rPr>
+      </w:pPr>
+    </w:p>
+    <w:p>
+      <w:pPr>
+        <w:rPr>
+          <w:b/>
+          <w:bCs/>
+          <w:lang w:val="en-US"/>
+        </w:rPr>
+      </w:pPr>
+      <w:r>
+        <w:rPr>
+          <w:b/>
+          <w:bCs/>
+          <w:lang w:val="en-US"/>
+        </w:rPr>
+        <w:lastRenderedPageBreak/>
+        <w:t>10. Star Pyramid</w:t>
+      </w:r>
+    </w:p>
+    <w:p>
+      <w:r>
+        <w:t>n = 5</w:t>
+      </w:r>
+    </w:p>
+    <w:p>
+      <w:r>
+        <w:t>for i in range(1, n + 1):</w:t>
+      </w:r>
+    </w:p>
+    <w:p>
+      <w:r>
+        <w:t>    for j in range(n - i):</w:t>
+      </w:r>
+    </w:p>
+    <w:p>
+      <w:r>
+        <w:t>        print(" ", end="")</w:t>
+      </w:r>
+    </w:p>
+    <w:p>
+      <w:r>
+        <w:t>    for k in range(2 * i - 1):</w:t>
+      </w:r>
+    </w:p>
+    <w:p>
+      <w:r>
+        <w:t>        print("*", end="")</w:t>
+      </w:r>
+    </w:p>
+    <w:p>
+      <w:r>
+        <w:t>    print()</w:t>
+      </w:r>
+    </w:p>
+    <w:p>
+      <w:pPr>
+        <w:rPr>
+          <w:lang w:val="en-US"/>
+        </w:rPr>
+      </w:pPr>
+      <w:r>
+        <w:rPr>
+          <w:lang w:val="en-US"/>
+        </w:rPr>
+        <w:drawing>
+          <wp:inline distT="0" distB="0" distL="0" distR="0" wp14:anchorId="1CE9FDFE" wp14:editId="57C1AF13">
+            <wp:extent cx="5096586" cy="1247949"/>
+            <wp:effectExtent l="0" t="0" r="8890" b="9525"/>
+            <wp:docPr id="10" name="Picture 10"/>
+            <wp:cNvGraphicFramePr>
+              <a:graphicFrameLocks xmlns:a="http://schemas.openxmlformats.org/drawingml/2006/main" noChangeAspect="1"/>
+            </wp:cNvGraphicFramePr>
+            <a:graphic xmlns:a="http://schemas.openxmlformats.org/drawingml/2006/main">
+              <a:graphicData uri="http://schemas.openxmlformats.org/drawingml/2006/picture">
+                <pic:pic xmlns:pic="http://schemas.openxmlformats.org/drawingml/2006/picture">
+                  <pic:nvPicPr>
+                    <pic:cNvPr id="1" name=""/>
+                    <pic:cNvPicPr/>
+                  </pic:nvPicPr>
+                  <pic:blipFill>
+                    <a:blip r:embed="rId13"/>
+                    <a:stretch>
+                      <a:fillRect/>
+                    </a:stretch>
+                  </pic:blipFill>
+                  <pic:spPr>
+                    <a:xfrm>
+                      <a:off x="0" y="0"/>
+                      <a:ext cx="5096586" cy="1247949"/>
+                    </a:xfrm>
+                    <a:prstGeom prst="rect">
+                      <a:avLst/>
+                    </a:prstGeom>
+                  </pic:spPr>
+                </pic:pic>
+              </a:graphicData>
+            </a:graphic>
+          </wp:inline>
+        </w:drawing>
+      </w:r>
     </w:p>
     <w:sectPr>
       <w:pgSz w:w="11906" w:h="16838"/>

--- a/2. Python/Assignment 3/Assignement3 Sol.docx
+++ b/2. Python/Assignment 3/Assignement3 Sol.docx
@@ -591,6 +591,7 @@
       </w:pPr>
       <w:r>
         <w:rPr>
+          <w:noProof/>
           <w:lang w:val="en-US"/>
         </w:rPr>
         <w:lastRenderedPageBreak/>
@@ -681,6 +682,7 @@
       </w:pPr>
       <w:r>
         <w:rPr>
+          <w:noProof/>
           <w:lang w:val="en-US"/>
         </w:rPr>
         <w:drawing>
@@ -780,6 +782,7 @@
       </w:pPr>
       <w:r>
         <w:rPr>
+          <w:noProof/>
           <w:lang w:val="en-US"/>
         </w:rPr>
         <w:drawing>
@@ -934,10 +937,11 @@
       </w:pPr>
       <w:r>
         <w:rPr>
+          <w:noProof/>
           <w:lang w:val="en-US"/>
         </w:rPr>
         <w:drawing>
-          <wp:inline distT="0" distB="0" distL="0" distR="0" wp14:anchorId="1CE9FDFE" wp14:editId="57C1AF13">
+          <wp:inline distT="0" distB="0" distL="0" distR="0" wp14:anchorId="01CC5B26" wp14:editId="17D161A0">
             <wp:extent cx="5096586" cy="1247949"/>
             <wp:effectExtent l="0" t="0" r="8890" b="9525"/>
             <wp:docPr id="10" name="Picture 10"/>
@@ -961,6 +965,1117 @@
                     <a:xfrm>
                       <a:off x="0" y="0"/>
                       <a:ext cx="5096586" cy="1247949"/>
+                    </a:xfrm>
+                    <a:prstGeom prst="rect">
+                      <a:avLst/>
+                    </a:prstGeom>
+                  </pic:spPr>
+                </pic:pic>
+              </a:graphicData>
+            </a:graphic>
+          </wp:inline>
+        </w:drawing>
+      </w:r>
+    </w:p>
+    <w:p>
+      <w:pPr>
+        <w:rPr>
+          <w:b/>
+          <w:bCs/>
+          <w:lang w:val="en-US"/>
+        </w:rPr>
+      </w:pPr>
+      <w:r>
+        <w:rPr>
+          <w:b/>
+          <w:bCs/>
+          <w:lang w:val="en-US"/>
+        </w:rPr>
+        <w:t>11. Inverted Pyramid</w:t>
+      </w:r>
+    </w:p>
+    <w:p>
+      <w:r>
+        <w:t>n = 5</w:t>
+      </w:r>
+    </w:p>
+    <w:p>
+      <w:r>
+        <w:t>for i in range(n, 0, -1):</w:t>
+      </w:r>
+    </w:p>
+    <w:p>
+      <w:r>
+        <w:t>    for j in range(n - i):</w:t>
+      </w:r>
+    </w:p>
+    <w:p>
+      <w:r>
+        <w:t>        print(" ", end="")</w:t>
+      </w:r>
+    </w:p>
+    <w:p>
+      <w:r>
+        <w:t>    for k in range(2 * i - 1):</w:t>
+      </w:r>
+    </w:p>
+    <w:p>
+      <w:r>
+        <w:t>        print("*", end="")</w:t>
+      </w:r>
+    </w:p>
+    <w:p>
+      <w:r>
+        <w:t>    print()</w:t>
+      </w:r>
+    </w:p>
+    <w:p>
+      <w:pPr>
+        <w:rPr>
+          <w:lang w:val="en-US"/>
+        </w:rPr>
+      </w:pPr>
+      <w:r>
+        <w:rPr>
+          <w:noProof/>
+          <w:lang w:val="en-US"/>
+        </w:rPr>
+        <w:drawing>
+          <wp:inline distT="0" distB="0" distL="0" distR="0" wp14:anchorId="15EDAB85" wp14:editId="59D9CF8D">
+            <wp:extent cx="5325218" cy="1200318"/>
+            <wp:effectExtent l="0" t="0" r="0" b="0"/>
+            <wp:docPr id="11" name="Picture 11"/>
+            <wp:cNvGraphicFramePr>
+              <a:graphicFrameLocks xmlns:a="http://schemas.openxmlformats.org/drawingml/2006/main" noChangeAspect="1"/>
+            </wp:cNvGraphicFramePr>
+            <a:graphic xmlns:a="http://schemas.openxmlformats.org/drawingml/2006/main">
+              <a:graphicData uri="http://schemas.openxmlformats.org/drawingml/2006/picture">
+                <pic:pic xmlns:pic="http://schemas.openxmlformats.org/drawingml/2006/picture">
+                  <pic:nvPicPr>
+                    <pic:cNvPr id="1" name=""/>
+                    <pic:cNvPicPr/>
+                  </pic:nvPicPr>
+                  <pic:blipFill>
+                    <a:blip r:embed="rId14"/>
+                    <a:stretch>
+                      <a:fillRect/>
+                    </a:stretch>
+                  </pic:blipFill>
+                  <pic:spPr>
+                    <a:xfrm>
+                      <a:off x="0" y="0"/>
+                      <a:ext cx="5325218" cy="1200318"/>
+                    </a:xfrm>
+                    <a:prstGeom prst="rect">
+                      <a:avLst/>
+                    </a:prstGeom>
+                  </pic:spPr>
+                </pic:pic>
+              </a:graphicData>
+            </a:graphic>
+          </wp:inline>
+        </w:drawing>
+      </w:r>
+    </w:p>
+    <w:p>
+      <w:pPr>
+        <w:rPr>
+          <w:b/>
+          <w:bCs/>
+          <w:lang w:val="en-US"/>
+        </w:rPr>
+      </w:pPr>
+      <w:r>
+        <w:rPr>
+          <w:b/>
+          <w:bCs/>
+          <w:lang w:val="en-US"/>
+        </w:rPr>
+        <w:t>12. Diamond Pattern</w:t>
+      </w:r>
+    </w:p>
+    <w:p>
+      <w:r>
+        <w:t>n = 3</w:t>
+      </w:r>
+    </w:p>
+    <w:p>
+      <w:r>
+        <w:t>for i in range(n):</w:t>
+      </w:r>
+    </w:p>
+    <w:p>
+      <w:r>
+        <w:t>        print(' ' * (n - i - 1) + '*' * (2 * i + 1))</w:t>
+      </w:r>
+    </w:p>
+    <w:p>
+      <w:r>
+        <w:t xml:space="preserve">    </w:t>
+      </w:r>
+    </w:p>
+    <w:p>
+      <w:r>
+        <w:t>for i in range(n - 2, -1, -1):</w:t>
+      </w:r>
+    </w:p>
+    <w:p>
+      <w:r>
+        <w:t>        print(' ' * (n - i - 1) + '*' * (2 * i + 1))</w:t>
+      </w:r>
+    </w:p>
+    <w:p>
+      <w:pPr>
+        <w:rPr>
+          <w:lang w:val="en-US"/>
+        </w:rPr>
+      </w:pPr>
+      <w:r>
+        <w:rPr>
+          <w:lang w:val="en-US"/>
+        </w:rPr>
+        <w:lastRenderedPageBreak/>
+        <w:drawing>
+          <wp:inline distT="0" distB="0" distL="0" distR="0" wp14:anchorId="22D925C6" wp14:editId="7F8ADCD7">
+            <wp:extent cx="5239481" cy="1171739"/>
+            <wp:effectExtent l="0" t="0" r="0" b="9525"/>
+            <wp:docPr id="12" name="Picture 12"/>
+            <wp:cNvGraphicFramePr>
+              <a:graphicFrameLocks xmlns:a="http://schemas.openxmlformats.org/drawingml/2006/main" noChangeAspect="1"/>
+            </wp:cNvGraphicFramePr>
+            <a:graphic xmlns:a="http://schemas.openxmlformats.org/drawingml/2006/main">
+              <a:graphicData uri="http://schemas.openxmlformats.org/drawingml/2006/picture">
+                <pic:pic xmlns:pic="http://schemas.openxmlformats.org/drawingml/2006/picture">
+                  <pic:nvPicPr>
+                    <pic:cNvPr id="1" name=""/>
+                    <pic:cNvPicPr/>
+                  </pic:nvPicPr>
+                  <pic:blipFill>
+                    <a:blip r:embed="rId15"/>
+                    <a:stretch>
+                      <a:fillRect/>
+                    </a:stretch>
+                  </pic:blipFill>
+                  <pic:spPr>
+                    <a:xfrm>
+                      <a:off x="0" y="0"/>
+                      <a:ext cx="5239481" cy="1171739"/>
+                    </a:xfrm>
+                    <a:prstGeom prst="rect">
+                      <a:avLst/>
+                    </a:prstGeom>
+                  </pic:spPr>
+                </pic:pic>
+              </a:graphicData>
+            </a:graphic>
+          </wp:inline>
+        </w:drawing>
+      </w:r>
+    </w:p>
+    <w:p>
+      <w:pPr>
+        <w:rPr>
+          <w:b/>
+          <w:bCs/>
+          <w:lang w:val="en-US"/>
+        </w:rPr>
+      </w:pPr>
+      <w:r>
+        <w:rPr>
+          <w:b/>
+          <w:bCs/>
+          <w:lang w:val="en-US"/>
+        </w:rPr>
+        <w:t>13. Floyd’s Triangle</w:t>
+      </w:r>
+    </w:p>
+    <w:p>
+      <w:r>
+        <w:t>n = 4</w:t>
+      </w:r>
+    </w:p>
+    <w:p>
+      <w:r>
+        <w:t>num = 1</w:t>
+      </w:r>
+    </w:p>
+    <w:p>
+      <w:r>
+        <w:t>for i in range(1, n + 1):</w:t>
+      </w:r>
+    </w:p>
+    <w:p>
+      <w:r>
+        <w:t>    for j in range(1, i + 1):</w:t>
+      </w:r>
+    </w:p>
+    <w:p>
+      <w:r>
+        <w:t>        print(num, end=' ')</w:t>
+      </w:r>
+    </w:p>
+    <w:p>
+      <w:r>
+        <w:t>        num += 1</w:t>
+      </w:r>
+    </w:p>
+    <w:p>
+      <w:r>
+        <w:t>    print()</w:t>
+      </w:r>
+    </w:p>
+    <w:p>
+      <w:pPr>
+        <w:rPr>
+          <w:lang w:val="en-US"/>
+        </w:rPr>
+      </w:pPr>
+      <w:r>
+        <w:rPr>
+          <w:lang w:val="en-US"/>
+        </w:rPr>
+        <w:drawing>
+          <wp:inline distT="0" distB="0" distL="0" distR="0" wp14:anchorId="031B24ED" wp14:editId="43643A91">
+            <wp:extent cx="5172797" cy="1057423"/>
+            <wp:effectExtent l="0" t="0" r="0" b="9525"/>
+            <wp:docPr id="13" name="Picture 13"/>
+            <wp:cNvGraphicFramePr>
+              <a:graphicFrameLocks xmlns:a="http://schemas.openxmlformats.org/drawingml/2006/main" noChangeAspect="1"/>
+            </wp:cNvGraphicFramePr>
+            <a:graphic xmlns:a="http://schemas.openxmlformats.org/drawingml/2006/main">
+              <a:graphicData uri="http://schemas.openxmlformats.org/drawingml/2006/picture">
+                <pic:pic xmlns:pic="http://schemas.openxmlformats.org/drawingml/2006/picture">
+                  <pic:nvPicPr>
+                    <pic:cNvPr id="1" name=""/>
+                    <pic:cNvPicPr/>
+                  </pic:nvPicPr>
+                  <pic:blipFill>
+                    <a:blip r:embed="rId16"/>
+                    <a:stretch>
+                      <a:fillRect/>
+                    </a:stretch>
+                  </pic:blipFill>
+                  <pic:spPr>
+                    <a:xfrm>
+                      <a:off x="0" y="0"/>
+                      <a:ext cx="5172797" cy="1057423"/>
+                    </a:xfrm>
+                    <a:prstGeom prst="rect">
+                      <a:avLst/>
+                    </a:prstGeom>
+                  </pic:spPr>
+                </pic:pic>
+              </a:graphicData>
+            </a:graphic>
+          </wp:inline>
+        </w:drawing>
+      </w:r>
+    </w:p>
+    <w:p>
+      <w:pPr>
+        <w:rPr>
+          <w:b/>
+          <w:bCs/>
+          <w:lang w:val="en-US"/>
+        </w:rPr>
+      </w:pPr>
+      <w:r>
+        <w:rPr>
+          <w:b/>
+          <w:bCs/>
+          <w:lang w:val="en-US"/>
+        </w:rPr>
+        <w:t>14. Binary Pattern</w:t>
+      </w:r>
+    </w:p>
+    <w:p>
+      <w:r>
+        <w:t>n = 5</w:t>
+      </w:r>
+    </w:p>
+    <w:p/>
+    <w:p>
+      <w:r>
+        <w:t>for i in range(1, n + 1):</w:t>
+      </w:r>
+    </w:p>
+    <w:p>
+      <w:r>
+        <w:t>    if i % 2 != 0:  </w:t>
+      </w:r>
+    </w:p>
+    <w:p>
+      <w:r>
+        <w:t>        start = 1</w:t>
+      </w:r>
+    </w:p>
+    <w:p>
+      <w:r>
+        <w:t>    else:          </w:t>
+      </w:r>
+    </w:p>
+    <w:p>
+      <w:r>
+        <w:t>        start = 0</w:t>
+      </w:r>
+    </w:p>
+    <w:p>
+      <w:r>
+        <w:t xml:space="preserve">    </w:t>
+      </w:r>
+    </w:p>
+    <w:p>
+      <w:r>
+        <w:t>    for j in range(i):</w:t>
+      </w:r>
+    </w:p>
+    <w:p>
+      <w:r>
+        <w:t>        if j % 2 == 0:</w:t>
+      </w:r>
+    </w:p>
+    <w:p>
+      <w:r>
+        <w:t>            print(start, end="")</w:t>
+      </w:r>
+    </w:p>
+    <w:p>
+      <w:r>
+        <w:t>        else:</w:t>
+      </w:r>
+    </w:p>
+    <w:p>
+      <w:r>
+        <w:t>            print(1 - start, end="")</w:t>
+      </w:r>
+    </w:p>
+    <w:p>
+      <w:r>
+        <w:t>    print()</w:t>
+      </w:r>
+    </w:p>
+    <w:p>
+      <w:pPr>
+        <w:rPr>
+          <w:lang w:val="en-US"/>
+        </w:rPr>
+      </w:pPr>
+    </w:p>
+    <w:p>
+      <w:pPr>
+        <w:rPr>
+          <w:lang w:val="en-US"/>
+        </w:rPr>
+      </w:pPr>
+      <w:r>
+        <w:rPr>
+          <w:lang w:val="en-US"/>
+        </w:rPr>
+        <w:lastRenderedPageBreak/>
+        <w:drawing>
+          <wp:inline distT="0" distB="0" distL="0" distR="0" wp14:anchorId="28560650" wp14:editId="073CF492">
+            <wp:extent cx="5249008" cy="1247949"/>
+            <wp:effectExtent l="0" t="0" r="8890" b="9525"/>
+            <wp:docPr id="14" name="Picture 14"/>
+            <wp:cNvGraphicFramePr>
+              <a:graphicFrameLocks xmlns:a="http://schemas.openxmlformats.org/drawingml/2006/main" noChangeAspect="1"/>
+            </wp:cNvGraphicFramePr>
+            <a:graphic xmlns:a="http://schemas.openxmlformats.org/drawingml/2006/main">
+              <a:graphicData uri="http://schemas.openxmlformats.org/drawingml/2006/picture">
+                <pic:pic xmlns:pic="http://schemas.openxmlformats.org/drawingml/2006/picture">
+                  <pic:nvPicPr>
+                    <pic:cNvPr id="1" name=""/>
+                    <pic:cNvPicPr/>
+                  </pic:nvPicPr>
+                  <pic:blipFill>
+                    <a:blip r:embed="rId17"/>
+                    <a:stretch>
+                      <a:fillRect/>
+                    </a:stretch>
+                  </pic:blipFill>
+                  <pic:spPr>
+                    <a:xfrm>
+                      <a:off x="0" y="0"/>
+                      <a:ext cx="5249008" cy="1247949"/>
+                    </a:xfrm>
+                    <a:prstGeom prst="rect">
+                      <a:avLst/>
+                    </a:prstGeom>
+                  </pic:spPr>
+                </pic:pic>
+              </a:graphicData>
+            </a:graphic>
+          </wp:inline>
+        </w:drawing>
+      </w:r>
+    </w:p>
+    <w:p>
+      <w:pPr>
+        <w:rPr>
+          <w:b/>
+          <w:bCs/>
+          <w:lang w:val="en-US"/>
+        </w:rPr>
+      </w:pPr>
+      <w:r>
+        <w:rPr>
+          <w:b/>
+          <w:bCs/>
+          <w:lang w:val="en-US"/>
+        </w:rPr>
+        <w:t>15. Character Pattern</w:t>
+      </w:r>
+    </w:p>
+    <w:p>
+      <w:r>
+        <w:t>n = 5</w:t>
+      </w:r>
+    </w:p>
+    <w:p>
+      <w:r>
+        <w:t>for i in range(1, n + 1):</w:t>
+      </w:r>
+    </w:p>
+    <w:p>
+      <w:r>
+        <w:t>    for j in range(i):</w:t>
+      </w:r>
+    </w:p>
+    <w:p>
+      <w:r>
+        <w:t>        print(chr(64 + i), end="")</w:t>
+      </w:r>
+    </w:p>
+    <w:p>
+      <w:r>
+        <w:t>    print()</w:t>
+      </w:r>
+    </w:p>
+    <w:p>
+      <w:pPr>
+        <w:rPr>
+          <w:lang w:val="en-US"/>
+        </w:rPr>
+      </w:pPr>
+      <w:r>
+        <w:rPr>
+          <w:lang w:val="en-US"/>
+        </w:rPr>
+        <w:drawing>
+          <wp:inline distT="0" distB="0" distL="0" distR="0" wp14:anchorId="63FE6EA6" wp14:editId="32E7D383">
+            <wp:extent cx="5487166" cy="1276528"/>
+            <wp:effectExtent l="0" t="0" r="0" b="0"/>
+            <wp:docPr id="15" name="Picture 15"/>
+            <wp:cNvGraphicFramePr>
+              <a:graphicFrameLocks xmlns:a="http://schemas.openxmlformats.org/drawingml/2006/main" noChangeAspect="1"/>
+            </wp:cNvGraphicFramePr>
+            <a:graphic xmlns:a="http://schemas.openxmlformats.org/drawingml/2006/main">
+              <a:graphicData uri="http://schemas.openxmlformats.org/drawingml/2006/picture">
+                <pic:pic xmlns:pic="http://schemas.openxmlformats.org/drawingml/2006/picture">
+                  <pic:nvPicPr>
+                    <pic:cNvPr id="1" name=""/>
+                    <pic:cNvPicPr/>
+                  </pic:nvPicPr>
+                  <pic:blipFill>
+                    <a:blip r:embed="rId18"/>
+                    <a:stretch>
+                      <a:fillRect/>
+                    </a:stretch>
+                  </pic:blipFill>
+                  <pic:spPr>
+                    <a:xfrm>
+                      <a:off x="0" y="0"/>
+                      <a:ext cx="5487166" cy="1276528"/>
+                    </a:xfrm>
+                    <a:prstGeom prst="rect">
+                      <a:avLst/>
+                    </a:prstGeom>
+                  </pic:spPr>
+                </pic:pic>
+              </a:graphicData>
+            </a:graphic>
+          </wp:inline>
+        </w:drawing>
+      </w:r>
+    </w:p>
+    <w:p>
+      <w:pPr>
+        <w:rPr>
+          <w:b/>
+          <w:bCs/>
+          <w:lang w:val="en-US"/>
+        </w:rPr>
+      </w:pPr>
+      <w:r>
+        <w:rPr>
+          <w:b/>
+          <w:bCs/>
+          <w:lang w:val="en-US"/>
+        </w:rPr>
+        <w:t>16. Hollow Square</w:t>
+      </w:r>
+    </w:p>
+    <w:p>
+      <w:r>
+        <w:t>n = 5</w:t>
+      </w:r>
+    </w:p>
+    <w:p>
+      <w:r>
+        <w:t>for i in range(1, n + 1):</w:t>
+      </w:r>
+    </w:p>
+    <w:p>
+      <w:r>
+        <w:t>    for j in range(1, n + 1):</w:t>
+      </w:r>
+    </w:p>
+    <w:p>
+      <w:r>
+        <w:t>        if i == 1 or i == n or j == 1 or j == n:</w:t>
+      </w:r>
+    </w:p>
+    <w:p>
+      <w:r>
+        <w:t>            print("*", end="")</w:t>
+      </w:r>
+    </w:p>
+    <w:p>
+      <w:r>
+        <w:t>        else:</w:t>
+      </w:r>
+    </w:p>
+    <w:p>
+      <w:r>
+        <w:t>            print(" ", end="")</w:t>
+      </w:r>
+    </w:p>
+    <w:p>
+      <w:r>
+        <w:t>    print()</w:t>
+      </w:r>
+    </w:p>
+    <w:p>
+      <w:pPr>
+        <w:rPr>
+          <w:lang w:val="en-US"/>
+        </w:rPr>
+      </w:pPr>
+    </w:p>
+    <w:p>
+      <w:pPr>
+        <w:rPr>
+          <w:lang w:val="en-US"/>
+        </w:rPr>
+      </w:pPr>
+      <w:r>
+        <w:rPr>
+          <w:lang w:val="en-US"/>
+        </w:rPr>
+        <w:drawing>
+          <wp:inline distT="0" distB="0" distL="0" distR="0" wp14:anchorId="3A04A68F" wp14:editId="5F7686A7">
+            <wp:extent cx="5106113" cy="1257475"/>
+            <wp:effectExtent l="0" t="0" r="0" b="0"/>
+            <wp:docPr id="16" name="Picture 16"/>
+            <wp:cNvGraphicFramePr>
+              <a:graphicFrameLocks xmlns:a="http://schemas.openxmlformats.org/drawingml/2006/main" noChangeAspect="1"/>
+            </wp:cNvGraphicFramePr>
+            <a:graphic xmlns:a="http://schemas.openxmlformats.org/drawingml/2006/main">
+              <a:graphicData uri="http://schemas.openxmlformats.org/drawingml/2006/picture">
+                <pic:pic xmlns:pic="http://schemas.openxmlformats.org/drawingml/2006/picture">
+                  <pic:nvPicPr>
+                    <pic:cNvPr id="1" name=""/>
+                    <pic:cNvPicPr/>
+                  </pic:nvPicPr>
+                  <pic:blipFill>
+                    <a:blip r:embed="rId19"/>
+                    <a:stretch>
+                      <a:fillRect/>
+                    </a:stretch>
+                  </pic:blipFill>
+                  <pic:spPr>
+                    <a:xfrm>
+                      <a:off x="0" y="0"/>
+                      <a:ext cx="5106113" cy="1257475"/>
+                    </a:xfrm>
+                    <a:prstGeom prst="rect">
+                      <a:avLst/>
+                    </a:prstGeom>
+                  </pic:spPr>
+                </pic:pic>
+              </a:graphicData>
+            </a:graphic>
+          </wp:inline>
+        </w:drawing>
+      </w:r>
+    </w:p>
+    <w:p>
+      <w:pPr>
+        <w:rPr>
+          <w:b/>
+          <w:bCs/>
+          <w:lang w:val="en-US"/>
+        </w:rPr>
+      </w:pPr>
+    </w:p>
+    <w:p>
+      <w:pPr>
+        <w:rPr>
+          <w:b/>
+          <w:bCs/>
+          <w:lang w:val="en-US"/>
+        </w:rPr>
+      </w:pPr>
+    </w:p>
+    <w:p>
+      <w:pPr>
+        <w:rPr>
+          <w:b/>
+          <w:bCs/>
+          <w:lang w:val="en-US"/>
+        </w:rPr>
+      </w:pPr>
+    </w:p>
+    <w:p>
+      <w:pPr>
+        <w:rPr>
+          <w:b/>
+          <w:bCs/>
+          <w:lang w:val="en-US"/>
+        </w:rPr>
+      </w:pPr>
+    </w:p>
+    <w:p>
+      <w:pPr>
+        <w:rPr>
+          <w:b/>
+          <w:bCs/>
+          <w:lang w:val="en-US"/>
+        </w:rPr>
+      </w:pPr>
+      <w:r>
+        <w:rPr>
+          <w:b/>
+          <w:bCs/>
+          <w:lang w:val="en-US"/>
+        </w:rPr>
+        <w:lastRenderedPageBreak/>
+        <w:t>17. Hollow Pyramid</w:t>
+      </w:r>
+    </w:p>
+    <w:p>
+      <w:r>
+        <w:t>n = 5</w:t>
+      </w:r>
+    </w:p>
+    <w:p>
+      <w:r>
+        <w:t>for i in range(1, n + 1):</w:t>
+      </w:r>
+    </w:p>
+    <w:p>
+      <w:r>
+        <w:t>    for j in range(1, n - i + 1):</w:t>
+      </w:r>
+    </w:p>
+    <w:p>
+      <w:r>
+        <w:t>        print(" ", end="")</w:t>
+      </w:r>
+    </w:p>
+    <w:p>
+      <w:r>
+        <w:t>    for j in range(1, 2 * i):</w:t>
+      </w:r>
+    </w:p>
+    <w:p>
+      <w:r>
+        <w:t>        if j == 1 or j == 2 * i - 1 or i == n:</w:t>
+      </w:r>
+    </w:p>
+    <w:p>
+      <w:r>
+        <w:t>            print("*", end="")</w:t>
+      </w:r>
+    </w:p>
+    <w:p>
+      <w:r>
+        <w:t>        else:</w:t>
+      </w:r>
+    </w:p>
+    <w:p>
+      <w:r>
+        <w:t>            print(" ", end="")</w:t>
+      </w:r>
+    </w:p>
+    <w:p>
+      <w:r>
+        <w:t>    print()</w:t>
+      </w:r>
+    </w:p>
+    <w:p>
+      <w:pPr>
+        <w:rPr>
+          <w:lang w:val="en-US"/>
+        </w:rPr>
+      </w:pPr>
+      <w:r>
+        <w:rPr>
+          <w:lang w:val="en-US"/>
+        </w:rPr>
+        <w:drawing>
+          <wp:inline distT="0" distB="0" distL="0" distR="0" wp14:anchorId="0AAE24F2" wp14:editId="55CC1F9F">
+            <wp:extent cx="5296639" cy="1305107"/>
+            <wp:effectExtent l="0" t="0" r="0" b="9525"/>
+            <wp:docPr id="17" name="Picture 17"/>
+            <wp:cNvGraphicFramePr>
+              <a:graphicFrameLocks xmlns:a="http://schemas.openxmlformats.org/drawingml/2006/main" noChangeAspect="1"/>
+            </wp:cNvGraphicFramePr>
+            <a:graphic xmlns:a="http://schemas.openxmlformats.org/drawingml/2006/main">
+              <a:graphicData uri="http://schemas.openxmlformats.org/drawingml/2006/picture">
+                <pic:pic xmlns:pic="http://schemas.openxmlformats.org/drawingml/2006/picture">
+                  <pic:nvPicPr>
+                    <pic:cNvPr id="1" name=""/>
+                    <pic:cNvPicPr/>
+                  </pic:nvPicPr>
+                  <pic:blipFill>
+                    <a:blip r:embed="rId20"/>
+                    <a:stretch>
+                      <a:fillRect/>
+                    </a:stretch>
+                  </pic:blipFill>
+                  <pic:spPr>
+                    <a:xfrm>
+                      <a:off x="0" y="0"/>
+                      <a:ext cx="5296639" cy="1305107"/>
+                    </a:xfrm>
+                    <a:prstGeom prst="rect">
+                      <a:avLst/>
+                    </a:prstGeom>
+                  </pic:spPr>
+                </pic:pic>
+              </a:graphicData>
+            </a:graphic>
+          </wp:inline>
+        </w:drawing>
+      </w:r>
+    </w:p>
+    <w:p>
+      <w:pPr>
+        <w:rPr>
+          <w:b/>
+          <w:bCs/>
+          <w:lang w:val="en-US"/>
+        </w:rPr>
+      </w:pPr>
+      <w:r>
+        <w:rPr>
+          <w:b/>
+          <w:bCs/>
+          <w:lang w:val="en-US"/>
+        </w:rPr>
+        <w:t>18. Right Pascal Triangle</w:t>
+      </w:r>
+    </w:p>
+    <w:p>
+      <w:r>
+        <w:t>n = 7</w:t>
+      </w:r>
+    </w:p>
+    <w:p>
+      <w:r>
+        <w:t>for i in range(1, n + 1):</w:t>
+      </w:r>
+    </w:p>
+    <w:p>
+      <w:r>
+        <w:t>    if i &lt;= (n + 1) // 2:</w:t>
+      </w:r>
+    </w:p>
+    <w:p>
+      <w:r>
+        <w:t>        print("*" * i)</w:t>
+      </w:r>
+    </w:p>
+    <w:p>
+      <w:r>
+        <w:t>    else:</w:t>
+      </w:r>
+    </w:p>
+    <w:p>
+      <w:r>
+        <w:t>        print("*" * (n - i + 1))</w:t>
+      </w:r>
+    </w:p>
+    <w:p>
+      <w:pPr>
+        <w:rPr>
+          <w:lang w:val="en-US"/>
+        </w:rPr>
+      </w:pPr>
+      <w:r>
+        <w:rPr>
+          <w:lang w:val="en-US"/>
+        </w:rPr>
+        <w:drawing>
+          <wp:inline distT="0" distB="0" distL="0" distR="0" wp14:anchorId="2F60CD6C" wp14:editId="2FB56620">
+            <wp:extent cx="5858693" cy="1695687"/>
+            <wp:effectExtent l="0" t="0" r="0" b="0"/>
+            <wp:docPr id="18" name="Picture 18"/>
+            <wp:cNvGraphicFramePr>
+              <a:graphicFrameLocks xmlns:a="http://schemas.openxmlformats.org/drawingml/2006/main" noChangeAspect="1"/>
+            </wp:cNvGraphicFramePr>
+            <a:graphic xmlns:a="http://schemas.openxmlformats.org/drawingml/2006/main">
+              <a:graphicData uri="http://schemas.openxmlformats.org/drawingml/2006/picture">
+                <pic:pic xmlns:pic="http://schemas.openxmlformats.org/drawingml/2006/picture">
+                  <pic:nvPicPr>
+                    <pic:cNvPr id="1" name=""/>
+                    <pic:cNvPicPr/>
+                  </pic:nvPicPr>
+                  <pic:blipFill>
+                    <a:blip r:embed="rId21"/>
+                    <a:stretch>
+                      <a:fillRect/>
+                    </a:stretch>
+                  </pic:blipFill>
+                  <pic:spPr>
+                    <a:xfrm>
+                      <a:off x="0" y="0"/>
+                      <a:ext cx="5858693" cy="1695687"/>
+                    </a:xfrm>
+                    <a:prstGeom prst="rect">
+                      <a:avLst/>
+                    </a:prstGeom>
+                  </pic:spPr>
+                </pic:pic>
+              </a:graphicData>
+            </a:graphic>
+          </wp:inline>
+        </w:drawing>
+      </w:r>
+    </w:p>
+    <w:p>
+      <w:pPr>
+        <w:rPr>
+          <w:b/>
+          <w:bCs/>
+          <w:lang w:val="en-US"/>
+        </w:rPr>
+      </w:pPr>
+    </w:p>
+    <w:p>
+      <w:pPr>
+        <w:rPr>
+          <w:b/>
+          <w:bCs/>
+          <w:lang w:val="en-US"/>
+        </w:rPr>
+      </w:pPr>
+    </w:p>
+    <w:p>
+      <w:pPr>
+        <w:rPr>
+          <w:b/>
+          <w:bCs/>
+          <w:lang w:val="en-US"/>
+        </w:rPr>
+      </w:pPr>
+    </w:p>
+    <w:p>
+      <w:pPr>
+        <w:rPr>
+          <w:b/>
+          <w:bCs/>
+          <w:lang w:val="en-US"/>
+        </w:rPr>
+      </w:pPr>
+    </w:p>
+    <w:p>
+      <w:pPr>
+        <w:rPr>
+          <w:b/>
+          <w:bCs/>
+          <w:lang w:val="en-US"/>
+        </w:rPr>
+      </w:pPr>
+    </w:p>
+    <w:p>
+      <w:pPr>
+        <w:rPr>
+          <w:b/>
+          <w:bCs/>
+          <w:lang w:val="en-US"/>
+        </w:rPr>
+      </w:pPr>
+      <w:r>
+        <w:rPr>
+          <w:b/>
+          <w:bCs/>
+          <w:lang w:val="en-US"/>
+        </w:rPr>
+        <w:lastRenderedPageBreak/>
+        <w:t>19. Butterfly Pattern</w:t>
+      </w:r>
+    </w:p>
+    <w:p>
+      <w:r>
+        <w:t>n = 7</w:t>
+      </w:r>
+    </w:p>
+    <w:p>
+      <w:r>
+        <w:t>for i in range(1, n + 1):</w:t>
+      </w:r>
+    </w:p>
+    <w:p>
+      <w:r>
+        <w:t>    if i &lt;= (n + 1) // 2:</w:t>
+      </w:r>
+    </w:p>
+    <w:p>
+      <w:r>
+        <w:t>        print("*" * i + " " * (n - 2 * i) + "*" * i)</w:t>
+      </w:r>
+    </w:p>
+    <w:p>
+      <w:r>
+        <w:t>    else:</w:t>
+      </w:r>
+    </w:p>
+    <w:p>
+      <w:r>
+        <w:t>        print("*" * (n - i + 1) + " " * (2 * i - n - 2) + "*" * (n - i + 1))</w:t>
+      </w:r>
+    </w:p>
+    <w:p>
+      <w:pPr>
+        <w:rPr>
+          <w:lang w:val="en-US"/>
+        </w:rPr>
+      </w:pPr>
+      <w:r>
+        <w:rPr>
+          <w:lang w:val="en-US"/>
+        </w:rPr>
+        <w:drawing>
+          <wp:inline distT="0" distB="0" distL="0" distR="0" wp14:anchorId="77112F59" wp14:editId="695271C6">
+            <wp:extent cx="6049219" cy="1590897"/>
+            <wp:effectExtent l="0" t="0" r="8890" b="9525"/>
+            <wp:docPr id="19" name="Picture 19"/>
+            <wp:cNvGraphicFramePr>
+              <a:graphicFrameLocks xmlns:a="http://schemas.openxmlformats.org/drawingml/2006/main" noChangeAspect="1"/>
+            </wp:cNvGraphicFramePr>
+            <a:graphic xmlns:a="http://schemas.openxmlformats.org/drawingml/2006/main">
+              <a:graphicData uri="http://schemas.openxmlformats.org/drawingml/2006/picture">
+                <pic:pic xmlns:pic="http://schemas.openxmlformats.org/drawingml/2006/picture">
+                  <pic:nvPicPr>
+                    <pic:cNvPr id="1" name=""/>
+                    <pic:cNvPicPr/>
+                  </pic:nvPicPr>
+                  <pic:blipFill>
+                    <a:blip r:embed="rId22"/>
+                    <a:stretch>
+                      <a:fillRect/>
+                    </a:stretch>
+                  </pic:blipFill>
+                  <pic:spPr>
+                    <a:xfrm>
+                      <a:off x="0" y="0"/>
+                      <a:ext cx="6049219" cy="1590897"/>
+                    </a:xfrm>
+                    <a:prstGeom prst="rect">
+                      <a:avLst/>
+                    </a:prstGeom>
+                  </pic:spPr>
+                </pic:pic>
+              </a:graphicData>
+            </a:graphic>
+          </wp:inline>
+        </w:drawing>
+      </w:r>
+    </w:p>
+    <w:p>
+      <w:pPr>
+        <w:rPr>
+          <w:b/>
+          <w:bCs/>
+          <w:lang w:val="en-US"/>
+        </w:rPr>
+      </w:pPr>
+      <w:r>
+        <w:rPr>
+          <w:b/>
+          <w:bCs/>
+          <w:lang w:val="en-US"/>
+        </w:rPr>
+        <w:t>20. Sandglass Pattern</w:t>
+      </w:r>
+    </w:p>
+    <w:p>
+      <w:r>
+        <w:t>n = 5</w:t>
+      </w:r>
+    </w:p>
+    <w:p>
+      <w:r>
+        <w:t>for i in range(1, n + 1):</w:t>
+      </w:r>
+    </w:p>
+    <w:p>
+      <w:r>
+        <w:t>    if i &lt;= (n + 1) // 2:</w:t>
+      </w:r>
+    </w:p>
+    <w:p>
+      <w:r>
+        <w:t>        print(" " * (i - 1) + "*" * (n - i + 1))</w:t>
+      </w:r>
+    </w:p>
+    <w:p>
+      <w:r>
+        <w:t>    else:</w:t>
+      </w:r>
+    </w:p>
+    <w:p>
+      <w:r>
+        <w:t>        print(" " * (n - i) + "*" * (i))</w:t>
+      </w:r>
+    </w:p>
+    <w:p>
+      <w:pPr>
+        <w:rPr>
+          <w:lang w:val="en-US"/>
+        </w:rPr>
+      </w:pPr>
+      <w:r>
+        <w:rPr>
+          <w:lang w:val="en-US"/>
+        </w:rPr>
+        <w:drawing>
+          <wp:inline distT="0" distB="0" distL="0" distR="0" wp14:anchorId="4D25AA01" wp14:editId="38F7C5F3">
+            <wp:extent cx="5582429" cy="1247949"/>
+            <wp:effectExtent l="0" t="0" r="0" b="9525"/>
+            <wp:docPr id="20" name="Picture 20"/>
+            <wp:cNvGraphicFramePr>
+              <a:graphicFrameLocks xmlns:a="http://schemas.openxmlformats.org/drawingml/2006/main" noChangeAspect="1"/>
+            </wp:cNvGraphicFramePr>
+            <a:graphic xmlns:a="http://schemas.openxmlformats.org/drawingml/2006/main">
+              <a:graphicData uri="http://schemas.openxmlformats.org/drawingml/2006/picture">
+                <pic:pic xmlns:pic="http://schemas.openxmlformats.org/drawingml/2006/picture">
+                  <pic:nvPicPr>
+                    <pic:cNvPr id="1" name=""/>
+                    <pic:cNvPicPr/>
+                  </pic:nvPicPr>
+                  <pic:blipFill>
+                    <a:blip r:embed="rId23"/>
+                    <a:stretch>
+                      <a:fillRect/>
+                    </a:stretch>
+                  </pic:blipFill>
+                  <pic:spPr>
+                    <a:xfrm>
+                      <a:off x="0" y="0"/>
+                      <a:ext cx="5582429" cy="1247949"/>
                     </a:xfrm>
                     <a:prstGeom prst="rect">
                       <a:avLst/>
